--- a/5.人员管理/1.流程制度规范类文件/ZHRC-05-08-人员岗位说明书.docx
+++ b/5.人员管理/1.流程制度规范类文件/ZHRC-05-08-人员岗位说明书.docx
@@ -127,8 +127,6 @@
         </w:rPr>
         <w:t>说明书</w:t>
       </w:r>
-      <w:bookmarkStart w:id="7" w:name="_GoBack"/>
-      <w:bookmarkEnd w:id="7"/>
     </w:p>
     <w:p>
       <w:pPr>
@@ -16701,16 +16699,8 @@
               </w:rPr>
               <w:t>研发部</w:t>
             </w:r>
-            <w:r>
-              <w:rPr>
-                <w:rFonts w:hint="eastAsia" w:ascii="宋体" w:hAnsi="宋体" w:eastAsia="宋体" w:cs="宋体"/>
-                <w:spacing w:val="-2"/>
-                <w:sz w:val="24"/>
-                <w:szCs w:val="24"/>
-                <w:lang w:val="en-US" w:eastAsia="zh-CN"/>
-              </w:rPr>
-              <w:t>部</w:t>
-            </w:r>
+            <w:bookmarkStart w:id="7" w:name="_GoBack"/>
+            <w:bookmarkEnd w:id="7"/>
           </w:p>
         </w:tc>
       </w:tr>
